--- a/EXERCICES/LOT DV - Developpement et API/DV-03/DV-03_fiche_sujet.docx
+++ b/EXERCICES/LOT DV - Developpement et API/DV-03/DV-03_fiche_sujet.docx
@@ -688,7 +688,7 @@
           <w:i w:val="0"/>
           <w:sz w:val="21"/>
         </w:rPr>
-        <w:t>b) Chercher si RhinoCommon la fournit déjà, puis une librairie éprouvée. ← réponse</w:t>
+        <w:t>b) La demander à un assistant, qui l'écrira vite.</w:t>
       </w:r>
     </w:p>
     <w:p>
@@ -702,7 +702,7 @@
           <w:i w:val="0"/>
           <w:sz w:val="21"/>
         </w:rPr>
-        <w:t>c) La demander à un assistant, qui l'écrira vite.</w:t>
+        <w:t>c) Changer d'approche pour éviter d'en avoir besoin.</w:t>
       </w:r>
     </w:p>
     <w:p>
@@ -716,7 +716,7 @@
           <w:i w:val="0"/>
           <w:sz w:val="21"/>
         </w:rPr>
-        <w:t>d) Changer d'approche pour éviter d'en avoir besoin.</w:t>
+        <w:t>d) Chercher si RhinoCommon la fournit déjà, puis une librairie éprouvée. ← réponse</w:t>
       </w:r>
     </w:p>
     <w:p>
@@ -730,7 +730,7 @@
           <w:i w:val="0"/>
           <w:sz w:val="21"/>
         </w:rPr>
-        <w:t>Valeur diagnostique : (c) est devenu le réflexe majoritaire et c'est le plus trompeur — un assistant produit vite une triangulation qui marche sur le cas d'essai et échoue sur les cas dégénérés, que trente ans de bibliothèque ont, eux, déjà rencontrés. La question ne porte pas sur la difficulté d'écrire, mais sur le coût de valider.</w:t>
+        <w:t>Valeur diagnostique : (b) est devenu le réflexe majoritaire et c'est le plus trompeur — un assistant produit vite une triangulation qui marche sur le cas d'essai et échoue sur les cas dégénérés, que trente ans de bibliothèque ont, eux, déjà rencontrés. La question ne porte pas sur la difficulté d'écrire, mais sur le coût de valider.</w:t>
       </w:r>
     </w:p>
     <w:p>
@@ -787,6 +787,89 @@
           <w:sz w:val="21"/>
         </w:rPr>
         <w:t>•  La valeur est dans la mauvaise réponse : elle nomme la représentation à corriger.</w:t>
+      </w:r>
+    </w:p>
+    <w:p>
+      <w:pPr>
+        <w:spacing w:before="200" w:after="60"/>
+      </w:pPr>
+      <w:r>
+        <w:rPr>
+          <w:rFonts w:ascii="Calibri" w:hAnsi="Calibri"/>
+          <w:b/>
+          <w:color w:val="444A52"/>
+          <w:sz w:val="22"/>
+        </w:rPr>
+        <w:t>Démonstration facultative</w:t>
+      </w:r>
+    </w:p>
+    <w:p>
+      <w:pPr>
+        <w:spacing w:before="0" w:after="80"/>
+      </w:pPr>
+      <w:r>
+        <w:rPr>
+          <w:rFonts w:ascii="Calibri" w:hAnsi="Calibri"/>
+          <w:b w:val="0"/>
+          <w:i/>
+          <w:sz w:val="19"/>
+        </w:rPr>
+        <w:t>Le fichier DV-03_complet.gh reste disponible comme support de démonstration au vidéoprojecteur. Il n'est pas à faire construire.</w:t>
+      </w:r>
+    </w:p>
+    <w:p>
+      <w:pPr>
+        <w:spacing w:before="80" w:after="40"/>
+        <w:jc w:val="center"/>
+      </w:pPr>
+      <w:r>
+        <w:drawing>
+          <wp:inline xmlns:a="http://schemas.openxmlformats.org/drawingml/2006/main" xmlns:pic="http://schemas.openxmlformats.org/drawingml/2006/picture">
+            <wp:extent cx="5903999" cy="6429355"/>
+            <wp:docPr id="1" name="Picture 1"/>
+            <wp:cNvGraphicFramePr>
+              <a:graphicFrameLocks noChangeAspect="1"/>
+            </wp:cNvGraphicFramePr>
+            <a:graphic>
+              <a:graphicData uri="http://schemas.openxmlformats.org/drawingml/2006/picture">
+                <pic:pic>
+                  <pic:nvPicPr>
+                    <pic:cNvPr id="0" name="DV-03_canvas_corrige.png"/>
+                    <pic:cNvPicPr/>
+                  </pic:nvPicPr>
+                  <pic:blipFill>
+                    <a:blip r:embed="rId10"/>
+                    <a:stretch>
+                      <a:fillRect/>
+                    </a:stretch>
+                  </pic:blipFill>
+                  <pic:spPr>
+                    <a:xfrm>
+                      <a:off x="0" y="0"/>
+                      <a:ext cx="5903999" cy="6429355"/>
+                    </a:xfrm>
+                    <a:prstGeom prst="rect"/>
+                  </pic:spPr>
+                </pic:pic>
+              </a:graphicData>
+            </a:graphic>
+          </wp:inline>
+        </w:drawing>
+      </w:r>
+    </w:p>
+    <w:p>
+      <w:pPr>
+        <w:spacing w:after="160"/>
+        <w:jc w:val="center"/>
+      </w:pPr>
+      <w:r>
+        <w:rPr>
+          <w:rFonts w:ascii="Calibri" w:hAnsi="Calibri"/>
+          <w:i/>
+          <w:color w:val="444A52"/>
+          <w:sz w:val="18"/>
+        </w:rPr>
+        <w:t>Le montage de démonstration.</w:t>
       </w:r>
     </w:p>
     <w:sectPr>

--- a/EXERCICES/LOT DV - Developpement et API/DV-03/DV-03_fiche_sujet.docx
+++ b/EXERCICES/LOT DV - Developpement et API/DV-03/DV-03_fiche_sujet.docx
@@ -443,7 +443,7 @@
                 <w:b w:val="0"/>
                 <w:sz w:val="19"/>
               </w:rPr>
-              <w:t>v0.3-260826 — Ind. B — 26/08/2026</w:t>
+              <w:t>v0.4-260901 — Ind. B — 26/08/2026</w:t>
             </w:r>
           </w:p>
         </w:tc>
@@ -896,7 +896,7 @@
         <w:color w:val="444A52"/>
         <w:sz w:val="16"/>
       </w:rPr>
-      <w:t>Magpie · DV-03 — Ce que les librairies évitent d'écrire · v0.3-260826 Ind. B</w:t>
+      <w:t>Magpie · DV-03 — Ce que les librairies évitent d'écrire · v0.4-260901 Ind. B</w:t>
     </w:r>
   </w:p>
 </w:ftr>

--- a/EXERCICES/LOT DV - Developpement et API/DV-03/DV-03_fiche_sujet.docx
+++ b/EXERCICES/LOT DV - Developpement et API/DV-03/DV-03_fiche_sujet.docx
@@ -443,7 +443,7 @@
                 <w:b w:val="0"/>
                 <w:sz w:val="19"/>
               </w:rPr>
-              <w:t>v0.4-260901 — Ind. B — 26/08/2026</w:t>
+              <w:t>v0.5-260902 — Ind. C — 01/09/2026</w:t>
             </w:r>
           </w:p>
         </w:tc>
@@ -896,7 +896,7 @@
         <w:color w:val="444A52"/>
         <w:sz w:val="16"/>
       </w:rPr>
-      <w:t>Magpie · DV-03 — Ce que les librairies évitent d'écrire · v0.4-260901 Ind. B</w:t>
+      <w:t>Magpie · DV-03 — Ce que les librairies évitent d'écrire · v0.5-260902 Ind. C</w:t>
     </w:r>
   </w:p>
 </w:ftr>
